--- a/tillsyn/A 31444-2026 tillsynsbegäran.docx
+++ b/tillsyn/A 31444-2026 tillsynsbegäran.docx
@@ -227,7 +227,7 @@
     <w:r>
       <w:tab/>
       <w:tab/>
-      <w:t>2026-09-14</w:t>
+      <w:t>2026-09-15</w:t>
       <w:br/>
       <w:br/>
     </w:r>

--- a/tillsyn/A 31444-2026 tillsynsbegäran.docx
+++ b/tillsyn/A 31444-2026 tillsynsbegäran.docx
@@ -227,7 +227,7 @@
     <w:r>
       <w:tab/>
       <w:tab/>
-      <w:t>2026-09-15</w:t>
+      <w:t>2026-09-16</w:t>
       <w:br/>
       <w:br/>
     </w:r>

--- a/tillsyn/A 31444-2026 tillsynsbegäran.docx
+++ b/tillsyn/A 31444-2026 tillsynsbegäran.docx
@@ -227,7 +227,7 @@
     <w:r>
       <w:tab/>
       <w:tab/>
-      <w:t>2026-09-16</w:t>
+      <w:t>2026-09-17</w:t>
       <w:br/>
       <w:br/>
     </w:r>

--- a/tillsyn/A 31444-2026 tillsynsbegäran.docx
+++ b/tillsyn/A 31444-2026 tillsynsbegäran.docx
@@ -227,7 +227,7 @@
     <w:r>
       <w:tab/>
       <w:tab/>
-      <w:t>2026-09-17</w:t>
+      <w:t>2026-09-18</w:t>
       <w:br/>
       <w:br/>
     </w:r>

--- a/tillsyn/A 31444-2026 tillsynsbegäran.docx
+++ b/tillsyn/A 31444-2026 tillsynsbegäran.docx
@@ -227,7 +227,7 @@
     <w:r>
       <w:tab/>
       <w:tab/>
-      <w:t>2026-09-18</w:t>
+      <w:t>2026-09-19</w:t>
       <w:br/>
       <w:br/>
     </w:r>

--- a/tillsyn/A 31444-2026 tillsynsbegäran.docx
+++ b/tillsyn/A 31444-2026 tillsynsbegäran.docx
@@ -227,7 +227,7 @@
     <w:r>
       <w:tab/>
       <w:tab/>
-      <w:t>2026-09-19</w:t>
+      <w:t>2026-09-21</w:t>
       <w:br/>
       <w:br/>
     </w:r>

--- a/tillsyn/A 31444-2026 tillsynsbegäran.docx
+++ b/tillsyn/A 31444-2026 tillsynsbegäran.docx
@@ -227,7 +227,7 @@
     <w:r>
       <w:tab/>
       <w:tab/>
-      <w:t>2026-09-21</w:t>
+      <w:t>2026-09-23</w:t>
       <w:br/>
       <w:br/>
     </w:r>

--- a/tillsyn/A 31444-2026 tillsynsbegäran.docx
+++ b/tillsyn/A 31444-2026 tillsynsbegäran.docx
@@ -227,7 +227,7 @@
     <w:r>
       <w:tab/>
       <w:tab/>
-      <w:t>2026-09-23</w:t>
+      <w:t>2026-09-24</w:t>
       <w:br/>
       <w:br/>
     </w:r>

--- a/tillsyn/A 31444-2026 tillsynsbegäran.docx
+++ b/tillsyn/A 31444-2026 tillsynsbegäran.docx
@@ -227,7 +227,7 @@
     <w:r>
       <w:tab/>
       <w:tab/>
-      <w:t>2026-09-24</w:t>
+      <w:t>2026-09-25</w:t>
       <w:br/>
       <w:br/>
     </w:r>

--- a/tillsyn/A 31444-2026 tillsynsbegäran.docx
+++ b/tillsyn/A 31444-2026 tillsynsbegäran.docx
@@ -227,7 +227,7 @@
     <w:r>
       <w:tab/>
       <w:tab/>
-      <w:t>2026-09-25</w:t>
+      <w:t>2026-09-26</w:t>
       <w:br/>
       <w:br/>
     </w:r>

--- a/tillsyn/A 31444-2026 tillsynsbegäran.docx
+++ b/tillsyn/A 31444-2026 tillsynsbegäran.docx
@@ -227,7 +227,7 @@
     <w:r>
       <w:tab/>
       <w:tab/>
-      <w:t>2026-09-26</w:t>
+      <w:t>2026-09-27</w:t>
       <w:br/>
       <w:br/>
     </w:r>

--- a/tillsyn/A 31444-2026 tillsynsbegäran.docx
+++ b/tillsyn/A 31444-2026 tillsynsbegäran.docx
@@ -227,7 +227,7 @@
     <w:r>
       <w:tab/>
       <w:tab/>
-      <w:t>2026-09-27</w:t>
+      <w:t>2026-09-28</w:t>
       <w:br/>
       <w:br/>
     </w:r>

--- a/tillsyn/A 31444-2026 tillsynsbegäran.docx
+++ b/tillsyn/A 31444-2026 tillsynsbegäran.docx
@@ -227,7 +227,7 @@
     <w:r>
       <w:tab/>
       <w:tab/>
-      <w:t>2026-09-28</w:t>
+      <w:t>2026-09-29</w:t>
       <w:br/>
       <w:br/>
     </w:r>

--- a/tillsyn/A 31444-2026 tillsynsbegäran.docx
+++ b/tillsyn/A 31444-2026 tillsynsbegäran.docx
@@ -227,7 +227,7 @@
     <w:r>
       <w:tab/>
       <w:tab/>
-      <w:t>2026-09-29</w:t>
+      <w:t>2026-09-30</w:t>
       <w:br/>
       <w:br/>
     </w:r>

--- a/tillsyn/A 31444-2026 tillsynsbegäran.docx
+++ b/tillsyn/A 31444-2026 tillsynsbegäran.docx
@@ -7,7 +7,7 @@
         <w:pStyle w:val="Title"/>
       </w:pPr>
       <w:r>
-        <w:t>Tillsynsbegäran – information om höga naturvärden i avverkningsanmälan A 31444-2026 i Östersunds kommun</w:t>
+        <w:t>Tillsynsbegäran – information om höga naturvärden och fridlysta arter i avverkningsanmälan A 31444-2026 i Östersunds kommun</w:t>
       </w:r>
     </w:p>
     <w:p>
@@ -22,7 +22,7 @@
       <w:r>
         <w:drawing>
           <wp:inline xmlns:a="http://schemas.openxmlformats.org/drawingml/2006/main" xmlns:pic="http://schemas.openxmlformats.org/drawingml/2006/picture">
-            <wp:extent cx="5486400" cy="5488285"/>
+            <wp:extent cx="5484636" cy="5724000"/>
             <wp:docPr id="1" name="Picture 1"/>
             <wp:cNvGraphicFramePr>
               <a:graphicFrameLocks noChangeAspect="1"/>
@@ -43,7 +43,7 @@
                   <pic:spPr>
                     <a:xfrm>
                       <a:off x="0" y="0"/>
-                      <a:ext cx="5486400" cy="5488285"/>
+                      <a:ext cx="5484636" cy="5724000"/>
                     </a:xfrm>
                     <a:prstGeom prst="rect"/>
                   </pic:spPr>
@@ -60,12 +60,12 @@
         <w:spacing w:after="240"/>
       </w:pPr>
       <w:r>
-        <w:t>Figur 1. Fyndplatser för naturvårdsarter inom 23 meter från avverkningsanmälan. Markörer utan svart kant är placerade på fyndplatsen. Markörer med svart kant är placerade vid sidan av fyndplatsen och har ett svart streck som visar fyndplatsens exakta position. Kartans mittpunktskoordinat är N 7027862, E 502371 i SWEREF 99 TM.</w:t>
+        <w:t>Figur 1. Fyndplatser för naturvårdsarter i och inom 23 meter från avverkningsanmälan. Markörer utan svart kant är placerade på fyndplatsen. Markörer med svart kant är placerade vid sidan av fyndplatsen och har ett svart streck som visar fyndplatsens exakta position. Kartans mittpunktskoordinat är N 7027862, E 502371 i SWEREF 99 TM.</w:t>
       </w:r>
     </w:p>
     <w:p>
       <w:r>
-        <w:t>Inom 23 meter från avverkningsanmälan finns fynd av 1 naturvårdsarter, varav 1 är rödlistad: månlåsbräken (NT). Se Figur 1.</w:t>
+        <w:t>I och inom 23 meter från avverkningsanmälan finns fynd av 3 naturvårdsarter, varav 1 är rödlistad, 2 är fridlysta och 1 är signalart (S): månlåsbräken (NT), tvåblad (S, §8) och brudsporre (§8). Se Figur 1.</w:t>
       </w:r>
     </w:p>
     <w:p>
@@ -227,7 +227,7 @@
     <w:r>
       <w:tab/>
       <w:tab/>
-      <w:t>2026-09-30</w:t>
+      <w:t>2026-10-01</w:t>
       <w:br/>
       <w:br/>
     </w:r>

--- a/tillsyn/A 31444-2026 tillsynsbegäran.docx
+++ b/tillsyn/A 31444-2026 tillsynsbegäran.docx
@@ -227,7 +227,7 @@
     <w:r>
       <w:tab/>
       <w:tab/>
-      <w:t>2026-10-01</w:t>
+      <w:t>2026-10-02</w:t>
       <w:br/>
       <w:br/>
     </w:r>

--- a/tillsyn/A 31444-2026 tillsynsbegäran.docx
+++ b/tillsyn/A 31444-2026 tillsynsbegäran.docx
@@ -227,7 +227,7 @@
     <w:r>
       <w:tab/>
       <w:tab/>
-      <w:t>2026-10-02</w:t>
+      <w:t>2026-10-03</w:t>
       <w:br/>
       <w:br/>
     </w:r>

--- a/tillsyn/A 31444-2026 tillsynsbegäran.docx
+++ b/tillsyn/A 31444-2026 tillsynsbegäran.docx
@@ -227,7 +227,7 @@
     <w:r>
       <w:tab/>
       <w:tab/>
-      <w:t>2026-10-03</w:t>
+      <w:t>2026-10-04</w:t>
       <w:br/>
       <w:br/>
     </w:r>

--- a/tillsyn/A 31444-2026 tillsynsbegäran.docx
+++ b/tillsyn/A 31444-2026 tillsynsbegäran.docx
@@ -227,7 +227,7 @@
     <w:r>
       <w:tab/>
       <w:tab/>
-      <w:t>2026-10-04</w:t>
+      <w:t>2026-10-05</w:t>
       <w:br/>
       <w:br/>
     </w:r>

--- a/tillsyn/A 31444-2026 tillsynsbegäran.docx
+++ b/tillsyn/A 31444-2026 tillsynsbegäran.docx
@@ -227,7 +227,7 @@
     <w:r>
       <w:tab/>
       <w:tab/>
-      <w:t>2026-10-05</w:t>
+      <w:t>2026-10-06</w:t>
       <w:br/>
       <w:br/>
     </w:r>

--- a/tillsyn/A 31444-2026 tillsynsbegäran.docx
+++ b/tillsyn/A 31444-2026 tillsynsbegäran.docx
@@ -227,7 +227,7 @@
     <w:r>
       <w:tab/>
       <w:tab/>
-      <w:t>2026-10-06</w:t>
+      <w:t>2026-10-07</w:t>
       <w:br/>
       <w:br/>
     </w:r>

--- a/tillsyn/A 31444-2026 tillsynsbegäran.docx
+++ b/tillsyn/A 31444-2026 tillsynsbegäran.docx
@@ -227,7 +227,7 @@
     <w:r>
       <w:tab/>
       <w:tab/>
-      <w:t>2026-10-07</w:t>
+      <w:t>2026-10-08</w:t>
       <w:br/>
       <w:br/>
     </w:r>

--- a/tillsyn/A 31444-2026 tillsynsbegäran.docx
+++ b/tillsyn/A 31444-2026 tillsynsbegäran.docx
@@ -227,7 +227,7 @@
     <w:r>
       <w:tab/>
       <w:tab/>
-      <w:t>2026-10-08</w:t>
+      <w:t>2026-10-09</w:t>
       <w:br/>
       <w:br/>
     </w:r>

--- a/tillsyn/A 31444-2026 tillsynsbegäran.docx
+++ b/tillsyn/A 31444-2026 tillsynsbegäran.docx
@@ -227,7 +227,7 @@
     <w:r>
       <w:tab/>
       <w:tab/>
-      <w:t>2026-10-09</w:t>
+      <w:t>2026-10-10</w:t>
       <w:br/>
       <w:br/>
     </w:r>

--- a/tillsyn/A 31444-2026 tillsynsbegäran.docx
+++ b/tillsyn/A 31444-2026 tillsynsbegäran.docx
@@ -227,7 +227,7 @@
     <w:r>
       <w:tab/>
       <w:tab/>
-      <w:t>2026-10-10</w:t>
+      <w:t>2026-10-11</w:t>
       <w:br/>
       <w:br/>
     </w:r>

--- a/tillsyn/A 31444-2026 tillsynsbegäran.docx
+++ b/tillsyn/A 31444-2026 tillsynsbegäran.docx
@@ -227,7 +227,7 @@
     <w:r>
       <w:tab/>
       <w:tab/>
-      <w:t>2026-10-11</w:t>
+      <w:t>2026-10-12</w:t>
       <w:br/>
       <w:br/>
     </w:r>

--- a/tillsyn/A 31444-2026 tillsynsbegäran.docx
+++ b/tillsyn/A 31444-2026 tillsynsbegäran.docx
@@ -227,7 +227,7 @@
     <w:r>
       <w:tab/>
       <w:tab/>
-      <w:t>2026-10-12</w:t>
+      <w:t>2026-10-13</w:t>
       <w:br/>
       <w:br/>
     </w:r>

--- a/tillsyn/A 31444-2026 tillsynsbegäran.docx
+++ b/tillsyn/A 31444-2026 tillsynsbegäran.docx
@@ -227,7 +227,7 @@
     <w:r>
       <w:tab/>
       <w:tab/>
-      <w:t>2026-10-13</w:t>
+      <w:t>2026-10-14</w:t>
       <w:br/>
       <w:br/>
     </w:r>

--- a/tillsyn/A 31444-2026 tillsynsbegäran.docx
+++ b/tillsyn/A 31444-2026 tillsynsbegäran.docx
@@ -227,7 +227,7 @@
     <w:r>
       <w:tab/>
       <w:tab/>
-      <w:t>2026-10-14</w:t>
+      <w:t>2026-10-15</w:t>
       <w:br/>
       <w:br/>
     </w:r>

--- a/tillsyn/A 31444-2026 tillsynsbegäran.docx
+++ b/tillsyn/A 31444-2026 tillsynsbegäran.docx
@@ -227,7 +227,7 @@
     <w:r>
       <w:tab/>
       <w:tab/>
-      <w:t>2026-10-15</w:t>
+      <w:t>2026-10-16</w:t>
       <w:br/>
       <w:br/>
     </w:r>

--- a/tillsyn/A 31444-2026 tillsynsbegäran.docx
+++ b/tillsyn/A 31444-2026 tillsynsbegäran.docx
@@ -227,7 +227,7 @@
     <w:r>
       <w:tab/>
       <w:tab/>
-      <w:t>2026-10-16</w:t>
+      <w:t>2026-10-17</w:t>
       <w:br/>
       <w:br/>
     </w:r>

--- a/tillsyn/A 31444-2026 tillsynsbegäran.docx
+++ b/tillsyn/A 31444-2026 tillsynsbegäran.docx
@@ -227,7 +227,7 @@
     <w:r>
       <w:tab/>
       <w:tab/>
-      <w:t>2026-10-17</w:t>
+      <w:t>2026-10-18</w:t>
       <w:br/>
       <w:br/>
     </w:r>

--- a/tillsyn/A 31444-2026 tillsynsbegäran.docx
+++ b/tillsyn/A 31444-2026 tillsynsbegäran.docx
@@ -227,7 +227,7 @@
     <w:r>
       <w:tab/>
       <w:tab/>
-      <w:t>2026-10-18</w:t>
+      <w:t>2026-10-19</w:t>
       <w:br/>
       <w:br/>
     </w:r>

--- a/tillsyn/A 31444-2026 tillsynsbegäran.docx
+++ b/tillsyn/A 31444-2026 tillsynsbegäran.docx
@@ -227,7 +227,7 @@
     <w:r>
       <w:tab/>
       <w:tab/>
-      <w:t>2026-10-19</w:t>
+      <w:t>2026-10-20</w:t>
       <w:br/>
       <w:br/>
     </w:r>

--- a/tillsyn/A 31444-2026 tillsynsbegäran.docx
+++ b/tillsyn/A 31444-2026 tillsynsbegäran.docx
@@ -227,7 +227,7 @@
     <w:r>
       <w:tab/>
       <w:tab/>
-      <w:t>2026-10-20</w:t>
+      <w:t>2026-10-21</w:t>
       <w:br/>
       <w:br/>
     </w:r>

--- a/tillsyn/A 31444-2026 tillsynsbegäran.docx
+++ b/tillsyn/A 31444-2026 tillsynsbegäran.docx
@@ -227,7 +227,7 @@
     <w:r>
       <w:tab/>
       <w:tab/>
-      <w:t>2026-10-21</w:t>
+      <w:t>2026-10-22</w:t>
       <w:br/>
       <w:br/>
     </w:r>

--- a/tillsyn/A 31444-2026 tillsynsbegäran.docx
+++ b/tillsyn/A 31444-2026 tillsynsbegäran.docx
@@ -227,7 +227,7 @@
     <w:r>
       <w:tab/>
       <w:tab/>
-      <w:t>2026-10-22</w:t>
+      <w:t>2026-10-23</w:t>
       <w:br/>
       <w:br/>
     </w:r>

--- a/tillsyn/A 31444-2026 tillsynsbegäran.docx
+++ b/tillsyn/A 31444-2026 tillsynsbegäran.docx
@@ -227,7 +227,7 @@
     <w:r>
       <w:tab/>
       <w:tab/>
-      <w:t>2026-10-23</w:t>
+      <w:t>2026-10-24</w:t>
       <w:br/>
       <w:br/>
     </w:r>

--- a/tillsyn/A 31444-2026 tillsynsbegäran.docx
+++ b/tillsyn/A 31444-2026 tillsynsbegäran.docx
@@ -227,7 +227,7 @@
     <w:r>
       <w:tab/>
       <w:tab/>
-      <w:t>2026-10-24</w:t>
+      <w:t>2026-10-25</w:t>
       <w:br/>
       <w:br/>
     </w:r>

--- a/tillsyn/A 31444-2026 tillsynsbegäran.docx
+++ b/tillsyn/A 31444-2026 tillsynsbegäran.docx
@@ -227,7 +227,7 @@
     <w:r>
       <w:tab/>
       <w:tab/>
-      <w:t>2026-10-25</w:t>
+      <w:t>2026-10-26</w:t>
       <w:br/>
       <w:br/>
     </w:r>

--- a/tillsyn/A 31444-2026 tillsynsbegäran.docx
+++ b/tillsyn/A 31444-2026 tillsynsbegäran.docx
@@ -227,7 +227,7 @@
     <w:r>
       <w:tab/>
       <w:tab/>
-      <w:t>2026-10-26</w:t>
+      <w:t>2026-10-27</w:t>
       <w:br/>
       <w:br/>
     </w:r>

--- a/tillsyn/A 31444-2026 tillsynsbegäran.docx
+++ b/tillsyn/A 31444-2026 tillsynsbegäran.docx
@@ -227,7 +227,7 @@
     <w:r>
       <w:tab/>
       <w:tab/>
-      <w:t>2026-10-27</w:t>
+      <w:t>2026-10-28</w:t>
       <w:br/>
       <w:br/>
     </w:r>

--- a/tillsyn/A 31444-2026 tillsynsbegäran.docx
+++ b/tillsyn/A 31444-2026 tillsynsbegäran.docx
@@ -227,7 +227,7 @@
     <w:r>
       <w:tab/>
       <w:tab/>
-      <w:t>2026-10-28</w:t>
+      <w:t>2026-10-29</w:t>
       <w:br/>
       <w:br/>
     </w:r>

--- a/tillsyn/A 31444-2026 tillsynsbegäran.docx
+++ b/tillsyn/A 31444-2026 tillsynsbegäran.docx
@@ -227,7 +227,7 @@
     <w:r>
       <w:tab/>
       <w:tab/>
-      <w:t>2026-10-29</w:t>
+      <w:t>2026-10-31</w:t>
       <w:br/>
       <w:br/>
     </w:r>
